--- a/public/template_dov.docx
+++ b/public/template_dov.docx
@@ -599,15 +599,7 @@
                 <w:sz w:val="18"/>
                 <w:szCs w:val="18"/>
               </w:rPr>
-              <w:t xml:space="preserve">(замещающего наряд </w:t>
-            </w:r>
-            <w:r>
-              <w:rPr>
-                <w:rFonts w:ascii="Arial" w:hAnsi="Arial" w:cs="Arial"/>
-                <w:sz w:val="18"/>
-                <w:szCs w:val="18"/>
-              </w:rPr>
-              <w:t>документа) или извещения</w:t>
+              <w:t>(замещающего наряд документа) или извещения</w:t>
             </w:r>
           </w:p>
         </w:tc>
@@ -1091,13 +1083,43 @@
             <w:pPr>
               <w:rPr>
                 <w:rFonts w:ascii="Arial" w:hAnsi="Arial" w:cs="Arial"/>
-              </w:rPr>
-            </w:pPr>
-            <w:r>
-              <w:rPr>
-                <w:rFonts w:ascii="Arial" w:hAnsi="Arial" w:cs="Arial"/>
-              </w:rPr>
-              <w:t>ООО "АРХИХАБ", ИНН 1655466404, КПП 165501001, 420021, Республика Татарстан, г. Казань, ул. Николая Столбова, д. 1/3, пом. 1014</w:t>
+                <w:lang w:val="en-US"/>
+              </w:rPr>
+            </w:pPr>
+            <w:r>
+              <w:rPr>
+                <w:rFonts w:ascii="Arial" w:hAnsi="Arial" w:cs="Arial"/>
+                <w:lang w:val="en-US"/>
+              </w:rPr>
+              <w:t>{{COMPANY_NAME}}</w:t>
+            </w:r>
+            <w:r>
+              <w:rPr>
+                <w:rFonts w:ascii="Arial" w:hAnsi="Arial" w:cs="Arial"/>
+                <w:lang w:val="en-US"/>
+              </w:rPr>
+              <w:t xml:space="preserve">, </w:t>
+            </w:r>
+            <w:r>
+              <w:rPr>
+                <w:rFonts w:ascii="Arial" w:hAnsi="Arial" w:cs="Arial"/>
+                <w:lang w:val="en-US"/>
+              </w:rPr>
+              <w:t>{{COMPANY_INN_KPP}}</w:t>
+            </w:r>
+            <w:r>
+              <w:rPr>
+                <w:rFonts w:ascii="Arial" w:hAnsi="Arial" w:cs="Arial"/>
+                <w:lang w:val="en-US"/>
+              </w:rPr>
+              <w:t xml:space="preserve">, </w:t>
+            </w:r>
+            <w:r>
+              <w:rPr>
+                <w:rFonts w:ascii="Arial" w:hAnsi="Arial" w:cs="Arial"/>
+                <w:lang w:val="en-US"/>
+              </w:rPr>
+              <w:t>{{COMPANY_ADDRESS}}</w:t>
             </w:r>
           </w:p>
         </w:tc>
@@ -1562,15 +1584,7 @@
                 <w:sz w:val="18"/>
                 <w:szCs w:val="18"/>
               </w:rPr>
-              <w:t xml:space="preserve">Доверенность действительна </w:t>
-            </w:r>
-            <w:r>
-              <w:rPr>
-                <w:rFonts w:ascii="Arial" w:hAnsi="Arial" w:cs="Arial"/>
-                <w:sz w:val="18"/>
-                <w:szCs w:val="18"/>
-              </w:rPr>
-              <w:t>по:</w:t>
+              <w:t>Доверенность действительна по:</w:t>
             </w:r>
           </w:p>
         </w:tc>
@@ -1725,13 +1739,43 @@
                 <w:rFonts w:ascii="Arial" w:hAnsi="Arial" w:cs="Arial"/>
                 <w:sz w:val="18"/>
                 <w:szCs w:val="18"/>
-              </w:rPr>
-            </w:pPr>
-            <w:r>
-              <w:rPr>
-                <w:rFonts w:ascii="Arial" w:hAnsi="Arial" w:cs="Arial"/>
-              </w:rPr>
-              <w:t>ООО "АРХИХАБ", ИНН 1655466404, КПП 165501001, 420021, Республика Татарстан, г. Казань, ул. Николая Столбова, д. 1/3, пом. 1014</w:t>
+                <w:lang w:val="en-US"/>
+              </w:rPr>
+            </w:pPr>
+            <w:r>
+              <w:rPr>
+                <w:rFonts w:ascii="Arial" w:hAnsi="Arial" w:cs="Arial"/>
+                <w:lang w:val="en-US"/>
+              </w:rPr>
+              <w:t>{{COMPANY_NAME}}</w:t>
+            </w:r>
+            <w:r>
+              <w:rPr>
+                <w:rFonts w:ascii="Arial" w:hAnsi="Arial" w:cs="Arial"/>
+                <w:lang w:val="en-US"/>
+              </w:rPr>
+              <w:t xml:space="preserve">, </w:t>
+            </w:r>
+            <w:r>
+              <w:rPr>
+                <w:rFonts w:ascii="Arial" w:hAnsi="Arial" w:cs="Arial"/>
+                <w:lang w:val="en-US"/>
+              </w:rPr>
+              <w:t>{{COMPANY_INN_KPP}}</w:t>
+            </w:r>
+            <w:r>
+              <w:rPr>
+                <w:rFonts w:ascii="Arial" w:hAnsi="Arial" w:cs="Arial"/>
+                <w:lang w:val="en-US"/>
+              </w:rPr>
+              <w:t xml:space="preserve">, </w:t>
+            </w:r>
+            <w:r>
+              <w:rPr>
+                <w:rFonts w:ascii="Arial" w:hAnsi="Arial" w:cs="Arial"/>
+                <w:lang w:val="en-US"/>
+              </w:rPr>
+              <w:t>{{COMPANY_ADDRESS}}</w:t>
             </w:r>
           </w:p>
         </w:tc>
@@ -1784,19 +1828,43 @@
                 <w:rFonts w:ascii="Arial" w:hAnsi="Arial" w:cs="Arial"/>
                 <w:sz w:val="18"/>
                 <w:szCs w:val="18"/>
-              </w:rPr>
-            </w:pPr>
-            <w:r>
-              <w:rPr>
-                <w:rFonts w:ascii="Arial" w:hAnsi="Arial" w:cs="Arial"/>
-              </w:rPr>
-              <w:t xml:space="preserve">ООО "АРХИХАБ", ИНН 1655466404, КПП 165501001, 420021, Республика </w:t>
-            </w:r>
-            <w:r>
-              <w:rPr>
-                <w:rFonts w:ascii="Arial" w:hAnsi="Arial" w:cs="Arial"/>
-              </w:rPr>
-              <w:t>Татарстан, г. Казань, ул. Николая Столбова, д. 1/3, пом. 1014</w:t>
+                <w:lang w:val="en-US"/>
+              </w:rPr>
+            </w:pPr>
+            <w:r>
+              <w:rPr>
+                <w:rFonts w:ascii="Arial" w:hAnsi="Arial" w:cs="Arial"/>
+                <w:lang w:val="en-US"/>
+              </w:rPr>
+              <w:t>{{COMPANY_NAME}}</w:t>
+            </w:r>
+            <w:r>
+              <w:rPr>
+                <w:rFonts w:ascii="Arial" w:hAnsi="Arial" w:cs="Arial"/>
+                <w:lang w:val="en-US"/>
+              </w:rPr>
+              <w:t xml:space="preserve">, </w:t>
+            </w:r>
+            <w:r>
+              <w:rPr>
+                <w:rFonts w:ascii="Arial" w:hAnsi="Arial" w:cs="Arial"/>
+                <w:lang w:val="en-US"/>
+              </w:rPr>
+              <w:t>{{COMPANY_INN_KPP}}</w:t>
+            </w:r>
+            <w:r>
+              <w:rPr>
+                <w:rFonts w:ascii="Arial" w:hAnsi="Arial" w:cs="Arial"/>
+                <w:lang w:val="en-US"/>
+              </w:rPr>
+              <w:t xml:space="preserve">, </w:t>
+            </w:r>
+            <w:r>
+              <w:rPr>
+                <w:rFonts w:ascii="Arial" w:hAnsi="Arial" w:cs="Arial"/>
+                <w:lang w:val="en-US"/>
+              </w:rPr>
+              <w:t>{{COMPANY_ADDRESS}}</w:t>
             </w:r>
           </w:p>
         </w:tc>
@@ -1884,22 +1952,7 @@
                 <w:rFonts w:ascii="Arial" w:hAnsi="Arial" w:cs="Arial"/>
                 <w:sz w:val="16"/>
               </w:rPr>
-              <w:t>40702810201500108912 ООО «Банк Точка»</w:t>
-            </w:r>
-          </w:p>
-          <w:p>
-            <w:pPr>
-              <w:rPr>
-                <w:rFonts w:ascii="Arial" w:hAnsi="Arial" w:cs="Arial"/>
-                <w:sz w:val="16"/>
-              </w:rPr>
-            </w:pPr>
-            <w:r>
-              <w:rPr>
-                <w:rFonts w:ascii="Arial" w:hAnsi="Arial" w:cs="Arial"/>
-                <w:sz w:val="16"/>
-              </w:rPr>
-              <w:t>к/с 30101810745374525104</w:t>
+              <w:t>{{COMPANY_BANK_DETAILS}}</w:t>
             </w:r>
           </w:p>
         </w:tc>
@@ -2690,15 +2743,7 @@
                 <w:sz w:val="18"/>
                 <w:szCs w:val="18"/>
               </w:rPr>
-              <w:t xml:space="preserve">материальных ценностей </w:t>
-            </w:r>
-            <w:r>
-              <w:rPr>
-                <w:rFonts w:ascii="Arial" w:hAnsi="Arial" w:cs="Arial"/>
-                <w:sz w:val="18"/>
-                <w:szCs w:val="18"/>
-              </w:rPr>
-              <w:t>по</w:t>
+              <w:t>материальных ценностей по</w:t>
             </w:r>
           </w:p>
         </w:tc>
@@ -3190,244 +3235,234 @@
                 <w:szCs w:val="18"/>
               </w:rPr>
             </w:pPr>
+            <w:r>
+              <w:rPr>
+                <w:rFonts w:ascii="Arial" w:hAnsi="Arial" w:cs="Arial"/>
+                <w:sz w:val="18"/>
+                <w:szCs w:val="18"/>
+              </w:rPr>
+              <w:t>{{QUANTITY}}</w:t>
+            </w:r>
+          </w:p>
+        </w:tc>
+      </w:tr>
+      <w:tr>
+        <w:tc>
+          <w:tcPr>
+            <w:tcW w:w="3759" w:type="dxa"/>
+            <w:gridSpan w:val="4"/>
+            <w:tcBorders>
+              <w:top w:val="single" w:sz="8" w:space="0" w:color="auto"/>
+            </w:tcBorders>
+            <w:tcMar>
+              <w:top w:w="57" w:type="dxa"/>
+              <w:bottom w:w="0" w:type="dxa"/>
+            </w:tcMar>
+            <w:vAlign w:val="bottom"/>
+          </w:tcPr>
+          <w:p>
+            <w:pPr>
+              <w:pStyle w:val="a8"/>
+              <w:snapToGrid w:val="0"/>
+              <w:jc w:val="right"/>
+              <w:rPr>
+                <w:rFonts w:ascii="Arial" w:hAnsi="Arial" w:cs="Arial"/>
+                <w:sz w:val="18"/>
+                <w:szCs w:val="18"/>
+                <w:lang w:val="en-US"/>
+              </w:rPr>
+            </w:pPr>
+          </w:p>
+          <w:p>
+            <w:pPr>
+              <w:pStyle w:val="a8"/>
+              <w:jc w:val="right"/>
+              <w:rPr>
+                <w:rFonts w:ascii="Arial" w:hAnsi="Arial" w:cs="Arial"/>
+                <w:sz w:val="18"/>
+                <w:szCs w:val="18"/>
+              </w:rPr>
+            </w:pPr>
+            <w:r>
+              <w:rPr>
+                <w:rFonts w:ascii="Arial" w:hAnsi="Arial" w:cs="Arial"/>
+                <w:sz w:val="18"/>
+                <w:szCs w:val="18"/>
+              </w:rPr>
+              <w:t>Подпись лица, получившего доверенность</w:t>
+            </w:r>
+          </w:p>
+        </w:tc>
+        <w:tc>
+          <w:tcPr>
+            <w:tcW w:w="2608" w:type="dxa"/>
+            <w:gridSpan w:val="2"/>
+            <w:tcBorders>
+              <w:top w:val="single" w:sz="8" w:space="0" w:color="auto"/>
+              <w:bottom w:val="single" w:sz="8" w:space="0" w:color="000000"/>
+            </w:tcBorders>
+            <w:tcMar>
+              <w:top w:w="57" w:type="dxa"/>
+              <w:bottom w:w="0" w:type="dxa"/>
+            </w:tcMar>
+            <w:vAlign w:val="bottom"/>
+          </w:tcPr>
+          <w:p>
+            <w:pPr>
+              <w:pStyle w:val="a8"/>
+              <w:snapToGrid w:val="0"/>
+              <w:rPr>
+                <w:rFonts w:ascii="Arial" w:hAnsi="Arial" w:cs="Arial"/>
+                <w:sz w:val="18"/>
+                <w:szCs w:val="18"/>
+              </w:rPr>
+            </w:pPr>
+          </w:p>
+        </w:tc>
+        <w:tc>
+          <w:tcPr>
+            <w:tcW w:w="3292" w:type="dxa"/>
+            <w:gridSpan w:val="2"/>
+            <w:tcBorders>
+              <w:top w:val="single" w:sz="8" w:space="0" w:color="auto"/>
+            </w:tcBorders>
+            <w:tcMar>
+              <w:top w:w="57" w:type="dxa"/>
+              <w:bottom w:w="0" w:type="dxa"/>
+            </w:tcMar>
+            <w:vAlign w:val="bottom"/>
+          </w:tcPr>
+          <w:p>
+            <w:pPr>
+              <w:pStyle w:val="a8"/>
+              <w:rPr>
+                <w:rFonts w:ascii="Arial" w:hAnsi="Arial" w:cs="Arial"/>
+                <w:sz w:val="18"/>
+                <w:szCs w:val="18"/>
+              </w:rPr>
+            </w:pPr>
+            <w:r>
+              <w:rPr>
+                <w:rFonts w:ascii="Arial" w:hAnsi="Arial" w:cs="Arial"/>
+                <w:sz w:val="18"/>
+                <w:szCs w:val="18"/>
+              </w:rPr>
+              <w:t>удостоверяем</w:t>
+            </w:r>
+          </w:p>
+        </w:tc>
+      </w:tr>
+      <w:tr>
+        <w:tc>
+          <w:tcPr>
+            <w:tcW w:w="1985" w:type="dxa"/>
+            <w:gridSpan w:val="2"/>
+            <w:tcMar>
+              <w:top w:w="227" w:type="dxa"/>
+              <w:bottom w:w="0" w:type="dxa"/>
+            </w:tcMar>
+            <w:vAlign w:val="center"/>
+          </w:tcPr>
+          <w:p>
+            <w:pPr>
+              <w:pStyle w:val="a8"/>
+              <w:jc w:val="right"/>
+              <w:rPr>
+                <w:rFonts w:ascii="Arial" w:hAnsi="Arial" w:cs="Arial"/>
+                <w:sz w:val="18"/>
+                <w:szCs w:val="18"/>
+              </w:rPr>
+            </w:pPr>
+            <w:r>
+              <w:rPr>
+                <w:rFonts w:ascii="Arial" w:hAnsi="Arial" w:cs="Arial"/>
+                <w:b/>
+                <w:bCs/>
+                <w:sz w:val="18"/>
+                <w:szCs w:val="18"/>
+              </w:rPr>
+              <w:t>Руководитель</w:t>
+            </w:r>
+          </w:p>
+        </w:tc>
+        <w:tc>
+          <w:tcPr>
+            <w:tcW w:w="1640" w:type="dxa"/>
+            <w:tcBorders>
+              <w:bottom w:val="single" w:sz="8" w:space="0" w:color="000000"/>
+            </w:tcBorders>
+            <w:tcMar>
+              <w:top w:w="227" w:type="dxa"/>
+              <w:bottom w:w="0" w:type="dxa"/>
+            </w:tcMar>
+            <w:vAlign w:val="center"/>
+          </w:tcPr>
+          <w:p>
+            <w:pPr>
+              <w:pStyle w:val="a8"/>
+              <w:snapToGrid w:val="0"/>
+              <w:rPr>
+                <w:rFonts w:ascii="Arial" w:hAnsi="Arial" w:cs="Arial"/>
+                <w:sz w:val="18"/>
+                <w:szCs w:val="18"/>
+              </w:rPr>
+            </w:pPr>
+          </w:p>
+        </w:tc>
+        <w:tc>
+          <w:tcPr>
+            <w:tcW w:w="134" w:type="dxa"/>
+            <w:tcMar>
+              <w:top w:w="227" w:type="dxa"/>
+              <w:bottom w:w="0" w:type="dxa"/>
+            </w:tcMar>
+            <w:vAlign w:val="center"/>
+          </w:tcPr>
+          <w:p>
+            <w:pPr>
+              <w:pStyle w:val="af2"/>
+              <w:snapToGrid w:val="0"/>
+              <w:rPr>
+                <w:rFonts w:ascii="Arial" w:hAnsi="Arial" w:cs="Arial"/>
+                <w:sz w:val="18"/>
+                <w:szCs w:val="18"/>
+              </w:rPr>
+            </w:pPr>
+          </w:p>
+        </w:tc>
+        <w:tc>
+          <w:tcPr>
+            <w:tcW w:w="2608" w:type="dxa"/>
+            <w:gridSpan w:val="2"/>
+            <w:tcBorders>
+              <w:bottom w:val="single" w:sz="8" w:space="0" w:color="000000"/>
+            </w:tcBorders>
+            <w:tcMar>
+              <w:top w:w="227" w:type="dxa"/>
+              <w:bottom w:w="0" w:type="dxa"/>
+            </w:tcMar>
+            <w:vAlign w:val="center"/>
+          </w:tcPr>
+          <w:p>
+            <w:pPr>
+              <w:pStyle w:val="a8"/>
+              <w:jc w:val="center"/>
+              <w:rPr>
+                <w:rFonts w:ascii="Arial" w:hAnsi="Arial" w:cs="Arial"/>
+                <w:sz w:val="18"/>
+                <w:szCs w:val="18"/>
+              </w:rPr>
+            </w:pPr>
+            <w:r>
+              <w:rPr>
+                <w:rFonts w:ascii="Arial" w:hAnsi="Arial" w:cs="Arial"/>
+                <w:sz w:val="18"/>
+                <w:szCs w:val="18"/>
+              </w:rPr>
+              <w:t>{{COMPANY_DIRECTOR_SHORT}}</w:t>
+            </w:r>
             <w:bookmarkStart w:id="0" w:name="_GoBack"/>
             <w:bookmarkEnd w:id="0"/>
-            <w:r>
-              <w:rPr>
-                <w:rFonts w:ascii="Arial" w:hAnsi="Arial" w:cs="Arial"/>
-                <w:sz w:val="18"/>
-                <w:szCs w:val="18"/>
-              </w:rPr>
-              <w:t>{{QUANTITY}}</w:t>
-            </w:r>
-          </w:p>
-        </w:tc>
-      </w:tr>
-      <w:tr>
-        <w:tc>
-          <w:tcPr>
-            <w:tcW w:w="3759" w:type="dxa"/>
-            <w:gridSpan w:val="4"/>
-            <w:tcBorders>
-              <w:top w:val="single" w:sz="8" w:space="0" w:color="auto"/>
-            </w:tcBorders>
-            <w:tcMar>
-              <w:top w:w="57" w:type="dxa"/>
-              <w:bottom w:w="0" w:type="dxa"/>
-            </w:tcMar>
-            <w:vAlign w:val="bottom"/>
-          </w:tcPr>
-          <w:p>
-            <w:pPr>
-              <w:pStyle w:val="a8"/>
-              <w:snapToGrid w:val="0"/>
-              <w:jc w:val="right"/>
-              <w:rPr>
-                <w:rFonts w:ascii="Arial" w:hAnsi="Arial" w:cs="Arial"/>
-                <w:sz w:val="18"/>
-                <w:szCs w:val="18"/>
-                <w:lang w:val="en-US"/>
-              </w:rPr>
-            </w:pPr>
-          </w:p>
-          <w:p>
-            <w:pPr>
-              <w:pStyle w:val="a8"/>
-              <w:jc w:val="right"/>
-              <w:rPr>
-                <w:rFonts w:ascii="Arial" w:hAnsi="Arial" w:cs="Arial"/>
-                <w:sz w:val="18"/>
-                <w:szCs w:val="18"/>
-              </w:rPr>
-            </w:pPr>
-            <w:r>
-              <w:rPr>
-                <w:rFonts w:ascii="Arial" w:hAnsi="Arial" w:cs="Arial"/>
-                <w:sz w:val="18"/>
-                <w:szCs w:val="18"/>
-              </w:rPr>
-              <w:t>Подпись лица, получившего доверенность</w:t>
-            </w:r>
-          </w:p>
-        </w:tc>
-        <w:tc>
-          <w:tcPr>
-            <w:tcW w:w="2608" w:type="dxa"/>
-            <w:gridSpan w:val="2"/>
-            <w:tcBorders>
-              <w:top w:val="single" w:sz="8" w:space="0" w:color="auto"/>
-              <w:bottom w:val="single" w:sz="8" w:space="0" w:color="000000"/>
-            </w:tcBorders>
-            <w:tcMar>
-              <w:top w:w="57" w:type="dxa"/>
-              <w:bottom w:w="0" w:type="dxa"/>
-            </w:tcMar>
-            <w:vAlign w:val="bottom"/>
-          </w:tcPr>
-          <w:p>
-            <w:pPr>
-              <w:pStyle w:val="a8"/>
-              <w:snapToGrid w:val="0"/>
-              <w:rPr>
-                <w:rFonts w:ascii="Arial" w:hAnsi="Arial" w:cs="Arial"/>
-                <w:sz w:val="18"/>
-                <w:szCs w:val="18"/>
-              </w:rPr>
-            </w:pPr>
-          </w:p>
-        </w:tc>
-        <w:tc>
-          <w:tcPr>
-            <w:tcW w:w="3292" w:type="dxa"/>
-            <w:gridSpan w:val="2"/>
-            <w:tcBorders>
-              <w:top w:val="single" w:sz="8" w:space="0" w:color="auto"/>
-            </w:tcBorders>
-            <w:tcMar>
-              <w:top w:w="57" w:type="dxa"/>
-              <w:bottom w:w="0" w:type="dxa"/>
-            </w:tcMar>
-            <w:vAlign w:val="bottom"/>
-          </w:tcPr>
-          <w:p>
-            <w:pPr>
-              <w:pStyle w:val="a8"/>
-              <w:rPr>
-                <w:rFonts w:ascii="Arial" w:hAnsi="Arial" w:cs="Arial"/>
-                <w:sz w:val="18"/>
-                <w:szCs w:val="18"/>
-              </w:rPr>
-            </w:pPr>
-            <w:r>
-              <w:rPr>
-                <w:rFonts w:ascii="Arial" w:hAnsi="Arial" w:cs="Arial"/>
-                <w:sz w:val="18"/>
-                <w:szCs w:val="18"/>
-              </w:rPr>
-              <w:t>удостоверяем</w:t>
-            </w:r>
-          </w:p>
-        </w:tc>
-      </w:tr>
-      <w:tr>
-        <w:tc>
-          <w:tcPr>
-            <w:tcW w:w="1985" w:type="dxa"/>
-            <w:gridSpan w:val="2"/>
-            <w:tcMar>
-              <w:top w:w="227" w:type="dxa"/>
-              <w:bottom w:w="0" w:type="dxa"/>
-            </w:tcMar>
-            <w:vAlign w:val="center"/>
-          </w:tcPr>
-          <w:p>
-            <w:pPr>
-              <w:pStyle w:val="a8"/>
-              <w:jc w:val="right"/>
-              <w:rPr>
-                <w:rFonts w:ascii="Arial" w:hAnsi="Arial" w:cs="Arial"/>
-                <w:sz w:val="18"/>
-                <w:szCs w:val="18"/>
-              </w:rPr>
-            </w:pPr>
-            <w:r>
-              <w:rPr>
-                <w:rFonts w:ascii="Arial" w:hAnsi="Arial" w:cs="Arial"/>
-                <w:b/>
-                <w:bCs/>
-                <w:sz w:val="18"/>
-                <w:szCs w:val="18"/>
-              </w:rPr>
-              <w:t>Руководитель</w:t>
-            </w:r>
-          </w:p>
-        </w:tc>
-        <w:tc>
-          <w:tcPr>
-            <w:tcW w:w="1640" w:type="dxa"/>
-            <w:tcBorders>
-              <w:bottom w:val="single" w:sz="8" w:space="0" w:color="000000"/>
-            </w:tcBorders>
-            <w:tcMar>
-              <w:top w:w="227" w:type="dxa"/>
-              <w:bottom w:w="0" w:type="dxa"/>
-            </w:tcMar>
-            <w:vAlign w:val="center"/>
-          </w:tcPr>
-          <w:p>
-            <w:pPr>
-              <w:pStyle w:val="a8"/>
-              <w:snapToGrid w:val="0"/>
-              <w:rPr>
-                <w:rFonts w:ascii="Arial" w:hAnsi="Arial" w:cs="Arial"/>
-                <w:sz w:val="18"/>
-                <w:szCs w:val="18"/>
-              </w:rPr>
-            </w:pPr>
-          </w:p>
-        </w:tc>
-        <w:tc>
-          <w:tcPr>
-            <w:tcW w:w="134" w:type="dxa"/>
-            <w:tcMar>
-              <w:top w:w="227" w:type="dxa"/>
-              <w:bottom w:w="0" w:type="dxa"/>
-            </w:tcMar>
-            <w:vAlign w:val="center"/>
-          </w:tcPr>
-          <w:p>
-            <w:pPr>
-              <w:pStyle w:val="af2"/>
-              <w:snapToGrid w:val="0"/>
-              <w:rPr>
-                <w:rFonts w:ascii="Arial" w:hAnsi="Arial" w:cs="Arial"/>
-                <w:sz w:val="18"/>
-                <w:szCs w:val="18"/>
-              </w:rPr>
-            </w:pPr>
-          </w:p>
-        </w:tc>
-        <w:tc>
-          <w:tcPr>
-            <w:tcW w:w="2608" w:type="dxa"/>
-            <w:gridSpan w:val="2"/>
-            <w:tcBorders>
-              <w:bottom w:val="single" w:sz="8" w:space="0" w:color="000000"/>
-            </w:tcBorders>
-            <w:tcMar>
-              <w:top w:w="227" w:type="dxa"/>
-              <w:bottom w:w="0" w:type="dxa"/>
-            </w:tcMar>
-            <w:vAlign w:val="center"/>
-          </w:tcPr>
-          <w:p>
-            <w:pPr>
-              <w:pStyle w:val="a8"/>
-              <w:jc w:val="center"/>
-              <w:rPr>
-                <w:rFonts w:ascii="Arial" w:hAnsi="Arial" w:cs="Arial"/>
-                <w:sz w:val="18"/>
-                <w:szCs w:val="18"/>
-              </w:rPr>
-            </w:pPr>
-            <w:proofErr w:type="spellStart"/>
-            <w:r>
-              <w:rPr>
-                <w:rFonts w:ascii="Arial" w:hAnsi="Arial" w:cs="Arial"/>
-                <w:sz w:val="18"/>
-                <w:szCs w:val="18"/>
-              </w:rPr>
-              <w:t>Аухадуллина</w:t>
-            </w:r>
-            <w:proofErr w:type="spellEnd"/>
-            <w:r>
-              <w:rPr>
-                <w:rFonts w:ascii="Arial" w:hAnsi="Arial" w:cs="Arial"/>
-                <w:sz w:val="18"/>
-                <w:szCs w:val="18"/>
-              </w:rPr>
-              <w:t xml:space="preserve"> Д.Н.</w:t>
-            </w:r>
           </w:p>
         </w:tc>
         <w:tc>
@@ -3831,23 +3866,13 @@
                 <w:szCs w:val="18"/>
               </w:rPr>
             </w:pPr>
-            <w:proofErr w:type="spellStart"/>
-            <w:r>
-              <w:rPr>
-                <w:rFonts w:ascii="Arial" w:hAnsi="Arial" w:cs="Arial"/>
-                <w:sz w:val="18"/>
-                <w:szCs w:val="18"/>
-              </w:rPr>
-              <w:t>Аухадуллина</w:t>
-            </w:r>
-            <w:proofErr w:type="spellEnd"/>
-            <w:r>
-              <w:rPr>
-                <w:rFonts w:ascii="Arial" w:hAnsi="Arial" w:cs="Arial"/>
-                <w:sz w:val="18"/>
-                <w:szCs w:val="18"/>
-              </w:rPr>
-              <w:t xml:space="preserve"> Д.Н.</w:t>
+            <w:r>
+              <w:rPr>
+                <w:rFonts w:ascii="Arial" w:hAnsi="Arial" w:cs="Arial"/>
+                <w:sz w:val="18"/>
+                <w:szCs w:val="18"/>
+              </w:rPr>
+              <w:t>{{COMPANY_DIRECTOR_SHORT}}</w:t>
             </w:r>
           </w:p>
         </w:tc>
